--- a/LOGBOOK.docx
+++ b/LOGBOOK.docx
@@ -210,7 +210,7 @@
             <v:path o:extrusionok="f" gradientshapeok="t" o:connecttype="rect"/>
             <o:lock v:ext="edit" aspectratio="t"/>
           </v:shapetype>
-          <v:shape id="_x0000_i1031" type="#_x0000_t75" style="width:334.2pt;height:268.2pt">
+          <v:shape id="_x0000_i1025" type="#_x0000_t75" style="width:334.2pt;height:268.2pt">
             <v:imagedata r:id="rId9" o:title="Screenshot 2026-06-16 222929"/>
           </v:shape>
         </w:pict>
@@ -223,7 +223,7 @@
       </w:r>
       <w:r>
         <w:pict w14:anchorId="0529613D">
-          <v:shape id="_x0000_i1032" type="#_x0000_t75" style="width:6in;height:260.4pt">
+          <v:shape id="_x0000_i1026" type="#_x0000_t75" style="width:6in;height:260.4pt">
             <v:imagedata r:id="rId10" o:title="androidquial 1st screenshot"/>
           </v:shape>
         </w:pict>
@@ -274,7 +274,7 @@
       <w:r>
         <w:lastRenderedPageBreak/>
         <w:pict w14:anchorId="4324713F">
-          <v:shape id="_x0000_i1033" type="#_x0000_t75" style="width:6in;height:252.6pt">
+          <v:shape id="_x0000_i1027" type="#_x0000_t75" style="width:6in;height:252.6pt">
             <v:imagedata r:id="rId11" o:title="login page"/>
           </v:shape>
         </w:pict>
@@ -302,7 +302,7 @@
           <w:u w:val="single"/>
         </w:rPr>
         <w:pict w14:anchorId="3F832E8D">
-          <v:shape id="_x0000_i1037" type="#_x0000_t75" style="width:6in;height:253.8pt">
+          <v:shape id="_x0000_i1028" type="#_x0000_t75" style="width:6in;height:253.8pt">
             <v:imagedata r:id="rId12" o:title="registar page"/>
           </v:shape>
         </w:pict>
@@ -339,7 +339,7 @@
         </w:rPr>
         <w:lastRenderedPageBreak/>
         <w:pict w14:anchorId="477843D0">
-          <v:shape id="_x0000_i1038" type="#_x0000_t75" style="width:6in;height:250.2pt">
+          <v:shape id="_x0000_i1029" type="#_x0000_t75" style="width:6in;height:250.2pt">
             <v:imagedata r:id="rId13" o:title="save page"/>
           </v:shape>
         </w:pict>
@@ -446,7 +446,7 @@
         </w:rPr>
         <w:lastRenderedPageBreak/>
         <w:pict w14:anchorId="4BD52C87">
-          <v:shape id="_x0000_i1039" type="#_x0000_t75" style="width:357pt;height:612.6pt">
+          <v:shape id="_x0000_i1030" type="#_x0000_t75" style="width:357pt;height:612.6pt">
             <v:imagedata r:id="rId14" o:title="loginn"/>
           </v:shape>
         </w:pict>
@@ -477,7 +477,7 @@
           <w:u w:val="single"/>
         </w:rPr>
         <w:pict w14:anchorId="3107FD33">
-          <v:shape id="_x0000_i1040" type="#_x0000_t75" style="width:286.2pt;height:615.6pt">
+          <v:shape id="_x0000_i1031" type="#_x0000_t75" style="width:286.2pt;height:615.6pt">
             <v:imagedata r:id="rId15" o:title="dashboard"/>
           </v:shape>
         </w:pict>
@@ -489,7 +489,7 @@
       <w:r>
         <w:lastRenderedPageBreak/>
         <w:pict w14:anchorId="642AA66A">
-          <v:shape id="_x0000_i1041" type="#_x0000_t75" style="width:289.2pt;height:607.2pt">
+          <v:shape id="_x0000_i1032" type="#_x0000_t75" style="width:289.2pt;height:607.2pt">
             <v:imagedata r:id="rId16" o:title="Screenshot 2026-06-16 230617"/>
           </v:shape>
         </w:pict>
@@ -500,7 +500,7 @@
     <w:p>
       <w:r>
         <w:pict w14:anchorId="59A7D3A8">
-          <v:shape id="_x0000_i1042" type="#_x0000_t75" style="width:282pt;height:612.6pt">
+          <v:shape id="_x0000_i1033" type="#_x0000_t75" style="width:282pt;height:612.6pt">
             <v:imagedata r:id="rId17" o:title="Screenshot 2026-06-16 230735"/>
           </v:shape>
         </w:pict>
@@ -512,7 +512,7 @@
       <w:r>
         <w:lastRenderedPageBreak/>
         <w:pict w14:anchorId="3524F8D4">
-          <v:shape id="_x0000_i1043" type="#_x0000_t75" style="width:283.2pt;height:607.2pt">
+          <v:shape id="_x0000_i1034" type="#_x0000_t75" style="width:283.2pt;height:607.2pt">
             <v:imagedata r:id="rId18" o:title="Screenshot 2026-06-16 230822"/>
           </v:shape>
         </w:pict>
@@ -565,7 +565,7 @@
           <w:u w:val="single"/>
         </w:rPr>
         <w:pict w14:anchorId="77EE748F">
-          <v:shape id="_x0000_i1047" type="#_x0000_t75" style="width:6in;height:422.4pt">
+          <v:shape id="_x0000_i1035" type="#_x0000_t75" style="width:6in;height:422.4pt">
             <v:imagedata r:id="rId19" o:title="firebasedatabase"/>
           </v:shape>
         </w:pict>
@@ -577,7 +577,7 @@
       <w:r>
         <w:lastRenderedPageBreak/>
         <w:pict w14:anchorId="28FBB1C4">
-          <v:shape id="_x0000_i1048" type="#_x0000_t75" style="width:6in;height:451.8pt">
+          <v:shape id="_x0000_i1036" type="#_x0000_t75" style="width:6in;height:451.8pt">
             <v:imagedata r:id="rId20" o:title="firev"/>
           </v:shape>
         </w:pict>
@@ -588,7 +588,7 @@
       <w:r>
         <w:lastRenderedPageBreak/>
         <w:pict w14:anchorId="2CC16028">
-          <v:shape id="_x0000_i1050" type="#_x0000_t75" style="width:409.2pt;height:438.6pt">
+          <v:shape id="_x0000_i1037" type="#_x0000_t75" style="width:409.2pt;height:438.6pt">
             <v:imagedata r:id="rId21" o:title="dependancies"/>
           </v:shape>
         </w:pict>
@@ -608,11 +608,6 @@
       <w:r>
         <w:t>Learnt how to add databases using firebase where I store login and signup data in cloud storage and how to integrate it to my app and how to delete data from the storage</w:t>
       </w:r>
-    </w:p>
-    <w:p/>
-    <w:p>
-      <w:bookmarkStart w:id="0" w:name="_GoBack"/>
-      <w:bookmarkEnd w:id="0"/>
     </w:p>
     <w:p/>
     <w:p/>
@@ -622,6 +617,8 @@
     <w:p/>
     <w:p/>
     <w:p/>
+    <w:p/>
+    <w:p/>
     <w:p>
       <w:pPr>
         <w:pStyle w:val="Heading1"/>
@@ -640,14 +637,10 @@
       </w:r>
     </w:p>
     <w:p>
-      <w:pPr>
-        <w:pStyle w:val="Heading1"/>
-      </w:pPr>
-      <w:r>
-        <w:lastRenderedPageBreak/>
-        <w:pict w14:anchorId="5D52E207">
-          <v:shape id="_x0000_i1051" type="#_x0000_t75" style="width:4in;height:613.2pt">
-            <v:imagedata r:id="rId22" o:title="Screenshot 2026-06-16 231830"/>
+      <w:r>
+        <w:pict w14:anchorId="2C7AB7AE">
+          <v:shape id="_x0000_i1040" type="#_x0000_t75" style="width:431.4pt;height:217.8pt">
+            <v:imagedata r:id="rId22" o:title="Screenshot 2026-06-17 104834"/>
           </v:shape>
         </w:pict>
       </w:r>
@@ -672,15 +665,9 @@
           <w:b w:val="0"/>
           <w:color w:val="000000" w:themeColor="text1"/>
         </w:rPr>
-        <w:t>added url launcher inorder to call on Google API for finding and viewing books online</w:t>
-      </w:r>
-    </w:p>
-    <w:p/>
-    <w:p>
-      <w:r>
-        <w:pict w14:anchorId="6B27EC7A">
-          <v:shape id="_x0000_i1054" type="#_x0000_t75" style="width:354.6pt;height:237.6pt">
-            <v:imagedata r:id="rId23" o:title="Screenshot 2026-06-16 232100"/>
+        <w:pict w14:anchorId="08987AC8">
+          <v:shape id="_x0000_i1042" type="#_x0000_t75" style="width:431.4pt;height:207pt">
+            <v:imagedata r:id="rId23" o:title="Screenshot 2026-06-17 105103"/>
           </v:shape>
         </w:pict>
       </w:r>
@@ -689,16 +676,55 @@
       <w:r>
         <w:br/>
       </w:r>
+    </w:p>
+    <w:p>
+      <w:r>
+        <w:pict w14:anchorId="4C9D197F">
+          <v:shape id="_x0000_i1043" type="#_x0000_t75" style="width:431.4pt;height:3in">
+            <v:imagedata r:id="rId24" o:title="Screenshot 2026-06-17 105634"/>
+          </v:shape>
+        </w:pict>
+      </w:r>
+    </w:p>
+    <w:p>
+      <w:r>
+        <w:lastRenderedPageBreak/>
+        <w:pict w14:anchorId="39CBAE03">
+          <v:shape id="_x0000_i1044" type="#_x0000_t75" style="width:249.6pt;height:310.2pt">
+            <v:imagedata r:id="rId25" o:title="Screenshot 2026-06-17 110535"/>
+          </v:shape>
+        </w:pict>
+      </w:r>
+    </w:p>
+    <w:p>
       <w:r>
         <w:br/>
       </w:r>
+    </w:p>
+    <w:p>
+      <w:r>
+        <w:lastRenderedPageBreak/>
+        <w:pict w14:anchorId="3D001E03">
+          <v:shape id="_x0000_i1051" type="#_x0000_t75" style="width:280.2pt;height:441pt">
+            <v:imagedata r:id="rId26" o:title="Screenshot 2026-06-17 113220"/>
+          </v:shape>
+        </w:pict>
+      </w:r>
+    </w:p>
+    <w:p/>
+    <w:p>
       <w:r>
         <w:t>PERSONAL REFLECTON</w:t>
       </w:r>
     </w:p>
     <w:p>
       <w:r>
-        <w:t>Learnt how to connect my app yo exsting apis and networks</w:t>
+        <w:t>Learnt how to connect my app to existing APIs</w:t>
+      </w:r>
+      <w:bookmarkStart w:id="0" w:name="_GoBack"/>
+      <w:bookmarkEnd w:id="0"/>
+      <w:r>
+        <w:t xml:space="preserve"> and networks</w:t>
       </w:r>
       <w:r>
         <w:br/>
@@ -13253,7 +13279,7 @@
 </file>
 
 <file path=customXml/itemProps1.xml><?xml version="1.0" encoding="utf-8"?>
-<ds:datastoreItem xmlns:ds="http://schemas.openxmlformats.org/officeDocument/2006/customXml" ds:itemID="{237B7D94-B9D9-48D3-97C8-730FD9C621C9}">
+<ds:datastoreItem xmlns:ds="http://schemas.openxmlformats.org/officeDocument/2006/customXml" ds:itemID="{62C84D92-76BE-4F02-98DB-8F8DB74EE7CC}">
   <ds:schemaRefs>
     <ds:schemaRef ds:uri="http://schemas.openxmlformats.org/officeDocument/2006/bibliography"/>
   </ds:schemaRefs>
